--- a/Report.docx
+++ b/Report.docx
@@ -85,12 +85,6 @@
         <w:gridCol w:w="4320"/>
       </w:tblGrid>
       <w:tr>
-        <w:tblPrEx>
-          <w:tblCellMar>
-            <w:top w:w="0" w:type="dxa"/>
-            <w:bottom w:w="0" w:type="dxa"/>
-          </w:tblCellMar>
-        </w:tblPrEx>
         <w:tc>
           <w:tcPr>
             <w:tcW w:w="2880" w:type="dxa"/>
@@ -155,12 +149,6 @@
         </w:tc>
       </w:tr>
       <w:tr>
-        <w:tblPrEx>
-          <w:tblCellMar>
-            <w:top w:w="0" w:type="dxa"/>
-            <w:bottom w:w="0" w:type="dxa"/>
-          </w:tblCellMar>
-        </w:tblPrEx>
         <w:tc>
           <w:tcPr>
             <w:tcW w:w="2880" w:type="dxa"/>
@@ -236,12 +224,6 @@
         </w:tc>
       </w:tr>
       <w:tr>
-        <w:tblPrEx>
-          <w:tblCellMar>
-            <w:top w:w="0" w:type="dxa"/>
-            <w:bottom w:w="0" w:type="dxa"/>
-          </w:tblCellMar>
-        </w:tblPrEx>
         <w:tc>
           <w:tcPr>
             <w:tcW w:w="2880" w:type="dxa"/>
@@ -304,12 +286,6 @@
         </w:tc>
       </w:tr>
       <w:tr>
-        <w:tblPrEx>
-          <w:tblCellMar>
-            <w:top w:w="0" w:type="dxa"/>
-            <w:bottom w:w="0" w:type="dxa"/>
-          </w:tblCellMar>
-        </w:tblPrEx>
         <w:tc>
           <w:tcPr>
             <w:tcW w:w="2880" w:type="dxa"/>
@@ -362,12 +338,6 @@
         </w:tc>
       </w:tr>
       <w:tr>
-        <w:tblPrEx>
-          <w:tblCellMar>
-            <w:top w:w="0" w:type="dxa"/>
-            <w:bottom w:w="0" w:type="dxa"/>
-          </w:tblCellMar>
-        </w:tblPrEx>
         <w:tc>
           <w:tcPr>
             <w:tcW w:w="2880" w:type="dxa"/>
@@ -425,12 +395,6 @@
         </w:tc>
       </w:tr>
       <w:tr>
-        <w:tblPrEx>
-          <w:tblCellMar>
-            <w:top w:w="0" w:type="dxa"/>
-            <w:bottom w:w="0" w:type="dxa"/>
-          </w:tblCellMar>
-        </w:tblPrEx>
         <w:tc>
           <w:tcPr>
             <w:tcW w:w="2880" w:type="dxa"/>
@@ -477,10 +441,7 @@
           </w:tcPr>
           <w:p>
             <w:r>
-              <w:t>3</w:t>
-            </w:r>
-            <w:r>
-              <w:t xml:space="preserve"> May 2026</w:t>
+              <w:t>3 May 2026</w:t>
             </w:r>
           </w:p>
         </w:tc>
@@ -779,12 +740,6 @@
         <w:gridCol w:w="6240"/>
       </w:tblGrid>
       <w:tr>
-        <w:tblPrEx>
-          <w:tblCellMar>
-            <w:top w:w="0" w:type="dxa"/>
-            <w:bottom w:w="0" w:type="dxa"/>
-          </w:tblCellMar>
-        </w:tblPrEx>
         <w:tc>
           <w:tcPr>
             <w:tcW w:w="3120" w:type="dxa"/>
@@ -843,12 +798,6 @@
         </w:tc>
       </w:tr>
       <w:tr>
-        <w:tblPrEx>
-          <w:tblCellMar>
-            <w:top w:w="0" w:type="dxa"/>
-            <w:bottom w:w="0" w:type="dxa"/>
-          </w:tblCellMar>
-        </w:tblPrEx>
         <w:tc>
           <w:tcPr>
             <w:tcW w:w="3120" w:type="dxa"/>
@@ -912,12 +861,6 @@
         </w:tc>
       </w:tr>
       <w:tr>
-        <w:tblPrEx>
-          <w:tblCellMar>
-            <w:top w:w="0" w:type="dxa"/>
-            <w:bottom w:w="0" w:type="dxa"/>
-          </w:tblCellMar>
-        </w:tblPrEx>
         <w:tc>
           <w:tcPr>
             <w:tcW w:w="3120" w:type="dxa"/>
@@ -969,12 +912,6 @@
         </w:tc>
       </w:tr>
       <w:tr>
-        <w:tblPrEx>
-          <w:tblCellMar>
-            <w:top w:w="0" w:type="dxa"/>
-            <w:bottom w:w="0" w:type="dxa"/>
-          </w:tblCellMar>
-        </w:tblPrEx>
         <w:tc>
           <w:tcPr>
             <w:tcW w:w="3120" w:type="dxa"/>
@@ -1063,12 +1000,6 @@
         </w:tc>
       </w:tr>
       <w:tr>
-        <w:tblPrEx>
-          <w:tblCellMar>
-            <w:top w:w="0" w:type="dxa"/>
-            <w:bottom w:w="0" w:type="dxa"/>
-          </w:tblCellMar>
-        </w:tblPrEx>
         <w:tc>
           <w:tcPr>
             <w:tcW w:w="3120" w:type="dxa"/>
@@ -1126,12 +1057,6 @@
         </w:tc>
       </w:tr>
       <w:tr>
-        <w:tblPrEx>
-          <w:tblCellMar>
-            <w:top w:w="0" w:type="dxa"/>
-            <w:bottom w:w="0" w:type="dxa"/>
-          </w:tblCellMar>
-        </w:tblPrEx>
         <w:tc>
           <w:tcPr>
             <w:tcW w:w="3120" w:type="dxa"/>
@@ -1199,12 +1124,6 @@
         </w:tc>
       </w:tr>
       <w:tr>
-        <w:tblPrEx>
-          <w:tblCellMar>
-            <w:top w:w="0" w:type="dxa"/>
-            <w:bottom w:w="0" w:type="dxa"/>
-          </w:tblCellMar>
-        </w:tblPrEx>
         <w:tc>
           <w:tcPr>
             <w:tcW w:w="3120" w:type="dxa"/>
@@ -1398,12 +1317,6 @@
         <w:gridCol w:w="6575"/>
       </w:tblGrid>
       <w:tr>
-        <w:tblPrEx>
-          <w:tblCellMar>
-            <w:top w:w="0" w:type="dxa"/>
-            <w:bottom w:w="0" w:type="dxa"/>
-          </w:tblCellMar>
-        </w:tblPrEx>
         <w:tc>
           <w:tcPr>
             <w:tcW w:w="3120" w:type="dxa"/>
@@ -1462,12 +1375,6 @@
         </w:tc>
       </w:tr>
       <w:tr>
-        <w:tblPrEx>
-          <w:tblCellMar>
-            <w:top w:w="0" w:type="dxa"/>
-            <w:bottom w:w="0" w:type="dxa"/>
-          </w:tblCellMar>
-        </w:tblPrEx>
         <w:tc>
           <w:tcPr>
             <w:tcW w:w="3120" w:type="dxa"/>
@@ -1519,12 +1426,6 @@
         </w:tc>
       </w:tr>
       <w:tr>
-        <w:tblPrEx>
-          <w:tblCellMar>
-            <w:top w:w="0" w:type="dxa"/>
-            <w:bottom w:w="0" w:type="dxa"/>
-          </w:tblCellMar>
-        </w:tblPrEx>
         <w:tc>
           <w:tcPr>
             <w:tcW w:w="3120" w:type="dxa"/>
@@ -1576,12 +1477,6 @@
         </w:tc>
       </w:tr>
       <w:tr>
-        <w:tblPrEx>
-          <w:tblCellMar>
-            <w:top w:w="0" w:type="dxa"/>
-            <w:bottom w:w="0" w:type="dxa"/>
-          </w:tblCellMar>
-        </w:tblPrEx>
         <w:tc>
           <w:tcPr>
             <w:tcW w:w="3120" w:type="dxa"/>
@@ -1666,12 +1561,6 @@
         </w:tc>
       </w:tr>
       <w:tr>
-        <w:tblPrEx>
-          <w:tblCellMar>
-            <w:top w:w="0" w:type="dxa"/>
-            <w:bottom w:w="0" w:type="dxa"/>
-          </w:tblCellMar>
-        </w:tblPrEx>
         <w:tc>
           <w:tcPr>
             <w:tcW w:w="3120" w:type="dxa"/>
@@ -1757,12 +1646,6 @@
         </w:tc>
       </w:tr>
       <w:tr>
-        <w:tblPrEx>
-          <w:tblCellMar>
-            <w:top w:w="0" w:type="dxa"/>
-            <w:bottom w:w="0" w:type="dxa"/>
-          </w:tblCellMar>
-        </w:tblPrEx>
         <w:tc>
           <w:tcPr>
             <w:tcW w:w="3120" w:type="dxa"/>
@@ -1887,64 +1770,55 @@
         <w:spacing w:after="140"/>
       </w:pPr>
       <w:r>
-        <w:t>The dataset arrived with missing values in four columns</w:t>
-      </w:r>
-      <w:r>
-        <w:t>-</w:t>
-      </w:r>
+        <w:t xml:space="preserve">The dataset arrived with missing values in four columns- </w:t>
+      </w:r>
+      <w:proofErr w:type="spellStart"/>
+      <w:r>
+        <w:t>extras_type,player_dismissed,dismissal_kind</w:t>
+      </w:r>
+      <w:proofErr w:type="spellEnd"/>
+      <w:r>
+        <w:t xml:space="preserve"> and fielder which was structurally expected since these fields are only populated when extras or wickets </w:t>
+      </w:r>
+      <w:proofErr w:type="spellStart"/>
+      <w:r>
+        <w:t>occur.Several</w:t>
+      </w:r>
+      <w:proofErr w:type="spellEnd"/>
+      <w:r>
+        <w:t xml:space="preserve"> franchise names were outdated (e.g., ‘Delhi Daredevils’ instead of ‘Delhi Capitals’) which would have caused grouping inconsistencies without </w:t>
+      </w:r>
+      <w:proofErr w:type="spellStart"/>
+      <w:r>
+        <w:t>correction.Super</w:t>
+      </w:r>
+      <w:proofErr w:type="spellEnd"/>
+      <w:r>
+        <w:t xml:space="preserve">-over rows were present and needed filtering to restrict analysis to regular </w:t>
+      </w:r>
+      <w:proofErr w:type="spellStart"/>
+      <w:r>
+        <w:t>play.A</w:t>
+      </w:r>
+      <w:proofErr w:type="spellEnd"/>
+      <w:r>
+        <w:t xml:space="preserve"> small number of duplicate rows were also </w:t>
+      </w:r>
+      <w:proofErr w:type="spellStart"/>
+      <w:r>
+        <w:t>identified.After</w:t>
+      </w:r>
+      <w:proofErr w:type="spellEnd"/>
       <w:r>
         <w:t xml:space="preserve"> </w:t>
       </w:r>
       <w:proofErr w:type="spellStart"/>
       <w:r>
-        <w:t>extras_type,player_dismissed,dismissal_kind</w:t>
-      </w:r>
-      <w:proofErr w:type="spellEnd"/>
-      <w:r>
-        <w:t xml:space="preserve"> and fielder which was structurally expected since these fields are only populated when extras or wickets </w:t>
-      </w:r>
-      <w:proofErr w:type="spellStart"/>
-      <w:r>
-        <w:t>occur.Several</w:t>
-      </w:r>
-      <w:proofErr w:type="spellEnd"/>
-      <w:r>
-        <w:t xml:space="preserve"> franchise names were outdated (e.g., ‘Delhi Daredevils’ instead of ‘Delhi Capitals’) which would have caused grouping inconsistencies without </w:t>
-      </w:r>
-      <w:proofErr w:type="spellStart"/>
-      <w:r>
-        <w:t>correction.Super</w:t>
-      </w:r>
-      <w:proofErr w:type="spellEnd"/>
-      <w:r>
-        <w:t xml:space="preserve">-over rows were present and needed filtering to restrict analysis to regular </w:t>
-      </w:r>
-      <w:proofErr w:type="spellStart"/>
-      <w:r>
-        <w:t>play.A</w:t>
-      </w:r>
-      <w:proofErr w:type="spellEnd"/>
-      <w:r>
-        <w:t xml:space="preserve"> small number of duplicate rows were also </w:t>
-      </w:r>
-      <w:proofErr w:type="spellStart"/>
-      <w:r>
-        <w:t>identified.After</w:t>
-      </w:r>
-      <w:proofErr w:type="spellEnd"/>
-      <w:r>
-        <w:t xml:space="preserve"> </w:t>
-      </w:r>
-      <w:proofErr w:type="spellStart"/>
-      <w:r>
         <w:t>cleaning,the</w:t>
       </w:r>
       <w:proofErr w:type="spellEnd"/>
       <w:r>
-        <w:t xml:space="preserve"> dataset contained zero missing values across all 21 columns confirming a fully complete and analysis-ready state</w:t>
-      </w:r>
-      <w:r>
-        <w:t>.</w:t>
+        <w:t xml:space="preserve"> dataset contained zero missing values across all 21 columns confirming a fully complete and analysis-ready state.</w:t>
       </w:r>
     </w:p>
     <w:p>
@@ -1992,12 +1866,6 @@
         <w:gridCol w:w="1968"/>
       </w:tblGrid>
       <w:tr>
-        <w:tblPrEx>
-          <w:tblCellMar>
-            <w:top w:w="0" w:type="dxa"/>
-            <w:bottom w:w="0" w:type="dxa"/>
-          </w:tblCellMar>
-        </w:tblPrEx>
         <w:trPr>
           <w:trHeight w:val="258"/>
         </w:trPr>
@@ -2139,12 +2007,6 @@
         </w:tc>
       </w:tr>
       <w:tr>
-        <w:tblPrEx>
-          <w:tblCellMar>
-            <w:top w:w="0" w:type="dxa"/>
-            <w:bottom w:w="0" w:type="dxa"/>
-          </w:tblCellMar>
-        </w:tblPrEx>
         <w:tc>
           <w:tcPr>
             <w:tcW w:w="3197" w:type="dxa"/>
@@ -2343,12 +2205,6 @@
         </w:tc>
       </w:tr>
       <w:tr>
-        <w:tblPrEx>
-          <w:tblCellMar>
-            <w:top w:w="0" w:type="dxa"/>
-            <w:bottom w:w="0" w:type="dxa"/>
-          </w:tblCellMar>
-        </w:tblPrEx>
         <w:tc>
           <w:tcPr>
             <w:tcW w:w="3197" w:type="dxa"/>
@@ -2575,12 +2431,6 @@
         </w:tc>
       </w:tr>
       <w:tr>
-        <w:tblPrEx>
-          <w:tblCellMar>
-            <w:top w:w="0" w:type="dxa"/>
-            <w:bottom w:w="0" w:type="dxa"/>
-          </w:tblCellMar>
-        </w:tblPrEx>
         <w:tc>
           <w:tcPr>
             <w:tcW w:w="3197" w:type="dxa"/>
@@ -2749,12 +2599,6 @@
         </w:tc>
       </w:tr>
       <w:tr>
-        <w:tblPrEx>
-          <w:tblCellMar>
-            <w:top w:w="0" w:type="dxa"/>
-            <w:bottom w:w="0" w:type="dxa"/>
-          </w:tblCellMar>
-        </w:tblPrEx>
         <w:tc>
           <w:tcPr>
             <w:tcW w:w="3197" w:type="dxa"/>
@@ -2973,12 +2817,6 @@
         </w:tc>
       </w:tr>
       <w:tr>
-        <w:tblPrEx>
-          <w:tblCellMar>
-            <w:top w:w="0" w:type="dxa"/>
-            <w:bottom w:w="0" w:type="dxa"/>
-          </w:tblCellMar>
-        </w:tblPrEx>
         <w:tc>
           <w:tcPr>
             <w:tcW w:w="3197" w:type="dxa"/>
@@ -3168,12 +3006,6 @@
         </w:tc>
       </w:tr>
       <w:tr>
-        <w:tblPrEx>
-          <w:tblCellMar>
-            <w:top w:w="0" w:type="dxa"/>
-            <w:bottom w:w="0" w:type="dxa"/>
-          </w:tblCellMar>
-        </w:tblPrEx>
         <w:tc>
           <w:tcPr>
             <w:tcW w:w="3197" w:type="dxa"/>
@@ -3408,12 +3240,6 @@
         <w:gridCol w:w="4140"/>
       </w:tblGrid>
       <w:tr>
-        <w:tblPrEx>
-          <w:tblCellMar>
-            <w:top w:w="0" w:type="dxa"/>
-            <w:bottom w:w="0" w:type="dxa"/>
-          </w:tblCellMar>
-        </w:tblPrEx>
         <w:tc>
           <w:tcPr>
             <w:tcW w:w="2640" w:type="dxa"/>
@@ -3518,12 +3344,6 @@
         </w:tc>
       </w:tr>
       <w:tr>
-        <w:tblPrEx>
-          <w:tblCellMar>
-            <w:top w:w="0" w:type="dxa"/>
-            <w:bottom w:w="0" w:type="dxa"/>
-          </w:tblCellMar>
-        </w:tblPrEx>
         <w:tc>
           <w:tcPr>
             <w:tcW w:w="2640" w:type="dxa"/>
@@ -3704,12 +3524,6 @@
         </w:tc>
       </w:tr>
       <w:tr>
-        <w:tblPrEx>
-          <w:tblCellMar>
-            <w:top w:w="0" w:type="dxa"/>
-            <w:bottom w:w="0" w:type="dxa"/>
-          </w:tblCellMar>
-        </w:tblPrEx>
         <w:tc>
           <w:tcPr>
             <w:tcW w:w="2640" w:type="dxa"/>
@@ -3842,12 +3656,6 @@
         </w:tc>
       </w:tr>
       <w:tr>
-        <w:tblPrEx>
-          <w:tblCellMar>
-            <w:top w:w="0" w:type="dxa"/>
-            <w:bottom w:w="0" w:type="dxa"/>
-          </w:tblCellMar>
-        </w:tblPrEx>
         <w:tc>
           <w:tcPr>
             <w:tcW w:w="2640" w:type="dxa"/>
@@ -4023,12 +3831,6 @@
         </w:tc>
       </w:tr>
       <w:tr>
-        <w:tblPrEx>
-          <w:tblCellMar>
-            <w:top w:w="0" w:type="dxa"/>
-            <w:bottom w:w="0" w:type="dxa"/>
-          </w:tblCellMar>
-        </w:tblPrEx>
         <w:tc>
           <w:tcPr>
             <w:tcW w:w="2640" w:type="dxa"/>
@@ -4483,12 +4285,6 @@
         <w:gridCol w:w="9360"/>
       </w:tblGrid>
       <w:tr>
-        <w:tblPrEx>
-          <w:tblCellMar>
-            <w:top w:w="0" w:type="dxa"/>
-            <w:bottom w:w="0" w:type="dxa"/>
-          </w:tblCellMar>
-        </w:tblPrEx>
         <w:tc>
           <w:tcPr>
             <w:tcW w:w="9360" w:type="dxa"/>
@@ -4607,160 +4403,154 @@
         <w:spacing w:after="160"/>
       </w:pPr>
       <w:r>
-        <w:t>How do scoring rates differ across the three match phases (Powerplay, Middle, Death)?</w:t>
-      </w:r>
-    </w:p>
-    <w:p>
-      <w:pPr>
-        <w:spacing w:after="120"/>
-      </w:pPr>
-      <w:r>
-        <w:t>The results show a clear and consistent pattern across all three phases:</w:t>
-      </w:r>
-    </w:p>
-    <w:p>
-      <w:pPr>
-        <w:numPr>
-          <w:ilvl w:val="0"/>
-          <w:numId w:val="3"/>
-        </w:numPr>
-        <w:spacing w:after="120"/>
-      </w:pPr>
-      <w:r>
-        <w:t xml:space="preserve">Powerplay (overs 1–6):1.237 average runs per ball across 95,182 </w:t>
+        <w:t xml:space="preserve">The graphs illustrate phase-wise scoring patterns in IPL </w:t>
       </w:r>
       <w:proofErr w:type="spellStart"/>
       <w:proofErr w:type="gramStart"/>
       <w:r>
-        <w:t>deliveries,producing</w:t>
+        <w:t>matches.Th</w:t>
+      </w:r>
+      <w:r>
+        <w:t>is</w:t>
       </w:r>
       <w:proofErr w:type="spellEnd"/>
       <w:proofErr w:type="gramEnd"/>
       <w:r>
-        <w:t xml:space="preserve"> 117,770 total </w:t>
-      </w:r>
-      <w:proofErr w:type="spellStart"/>
+        <w:t xml:space="preserve"> graph shows that the Death overs (16–20) have the highest average scoring rate at 1.619 runs per ball, compared to the Middle overs (1.297) and Powerplay overs (1.237). This indicates that teams play more aggressively in the final overs.</w:t>
+      </w:r>
+    </w:p>
+    <w:p>
+      <w:pPr>
+        <w:spacing w:after="160"/>
+      </w:pPr>
+      <w:r>
+        <w:rPr>
+          <w:noProof/>
+        </w:rPr>
+        <w:drawing>
+          <wp:inline distT="0" distB="0" distL="0" distR="0" wp14:anchorId="2670C089" wp14:editId="1AB9EC14">
+            <wp:extent cx="4975761" cy="2689225"/>
+            <wp:effectExtent l="0" t="0" r="0" b="0"/>
+            <wp:docPr id="2021487608" name="Picture 2"/>
+            <wp:cNvGraphicFramePr>
+              <a:graphicFrameLocks xmlns:a="http://schemas.openxmlformats.org/drawingml/2006/main" noChangeAspect="1"/>
+            </wp:cNvGraphicFramePr>
+            <a:graphic xmlns:a="http://schemas.openxmlformats.org/drawingml/2006/main">
+              <a:graphicData uri="http://schemas.openxmlformats.org/drawingml/2006/picture">
+                <pic:pic xmlns:pic="http://schemas.openxmlformats.org/drawingml/2006/picture">
+                  <pic:nvPicPr>
+                    <pic:cNvPr id="0" name="Picture 6"/>
+                    <pic:cNvPicPr>
+                      <a:picLocks noChangeAspect="1" noChangeArrowheads="1"/>
+                    </pic:cNvPicPr>
+                  </pic:nvPicPr>
+                  <pic:blipFill>
+                    <a:blip r:embed="rId7">
+                      <a:extLst>
+                        <a:ext uri="{28A0092B-C50C-407E-A947-70E740481C1C}">
+                          <a14:useLocalDpi xmlns:a14="http://schemas.microsoft.com/office/drawing/2010/main" val="0"/>
+                        </a:ext>
+                      </a:extLst>
+                    </a:blip>
+                    <a:srcRect/>
+                    <a:stretch>
+                      <a:fillRect/>
+                    </a:stretch>
+                  </pic:blipFill>
+                  <pic:spPr bwMode="auto">
+                    <a:xfrm>
+                      <a:off x="0" y="0"/>
+                      <a:ext cx="4978264" cy="2690578"/>
+                    </a:xfrm>
+                    <a:prstGeom prst="rect">
+                      <a:avLst/>
+                    </a:prstGeom>
+                    <a:noFill/>
+                    <a:ln>
+                      <a:noFill/>
+                    </a:ln>
+                  </pic:spPr>
+                </pic:pic>
+              </a:graphicData>
+            </a:graphic>
+          </wp:inline>
+        </w:drawing>
+      </w:r>
+    </w:p>
+    <w:p>
+      <w:pPr>
+        <w:spacing w:after="160"/>
+      </w:pPr>
+      <w:r>
+        <w:t xml:space="preserve">The second graph shows the total runs scored in each phase. The Middle overs contribute the highest total runs (154,288) because they cover the largest number of overs, while the Death overs score fewer total runs despite having the highest scoring rate. Overall, the graphs highlight how batting strategies change across different phases of an IPL </w:t>
+      </w:r>
       <w:proofErr w:type="gramStart"/>
       <w:r>
-        <w:t>runs.Field</w:t>
-      </w:r>
-      <w:proofErr w:type="spellEnd"/>
+        <w:t>innings</w:t>
+      </w:r>
       <w:proofErr w:type="gramEnd"/>
       <w:r>
-        <w:t xml:space="preserve"> restrictions allow batters to find gaps </w:t>
-      </w:r>
-      <w:proofErr w:type="gramStart"/>
-      <w:r>
-        <w:t>freely</w:t>
-      </w:r>
-      <w:proofErr w:type="gramEnd"/>
-      <w:r>
-        <w:t xml:space="preserve"> but the pressure of early wickets keeps scoring somewhat conservative.</w:t>
-      </w:r>
-    </w:p>
-    <w:p>
-      <w:pPr>
-        <w:numPr>
-          <w:ilvl w:val="0"/>
-          <w:numId w:val="3"/>
-        </w:numPr>
-        <w:spacing w:after="120"/>
-      </w:pPr>
-      <w:r>
-        <w:t xml:space="preserve">Middle overs (7–15):1.297 average runs per ball across 118,939 </w:t>
-      </w:r>
-      <w:proofErr w:type="spellStart"/>
-      <w:proofErr w:type="gramStart"/>
-      <w:r>
-        <w:t>deliveries,producing</w:t>
-      </w:r>
-      <w:proofErr w:type="spellEnd"/>
-      <w:proofErr w:type="gramEnd"/>
-      <w:r>
-        <w:t xml:space="preserve"> 154,288 total </w:t>
-      </w:r>
-      <w:proofErr w:type="spellStart"/>
-      <w:proofErr w:type="gramStart"/>
-      <w:r>
-        <w:t>runs.Bowling</w:t>
-      </w:r>
-      <w:proofErr w:type="spellEnd"/>
-      <w:proofErr w:type="gramEnd"/>
-      <w:r>
-        <w:t xml:space="preserve"> teams introduce specialist spinners and set defensive fields though batters in strong positions begin accelerating toward the end of this phase.</w:t>
-      </w:r>
-    </w:p>
-    <w:p>
-      <w:pPr>
-        <w:numPr>
-          <w:ilvl w:val="0"/>
-          <w:numId w:val="3"/>
-        </w:numPr>
-        <w:spacing w:after="120"/>
-      </w:pPr>
-      <w:r>
-        <w:t xml:space="preserve">Death overs (16–20):1.619 average runs per ball across 46,566 </w:t>
-      </w:r>
-      <w:proofErr w:type="spellStart"/>
-      <w:proofErr w:type="gramStart"/>
-      <w:r>
-        <w:t>deliveries,producing</w:t>
-      </w:r>
-      <w:proofErr w:type="spellEnd"/>
-      <w:proofErr w:type="gramEnd"/>
-      <w:r>
-        <w:t xml:space="preserve"> 75,412 total </w:t>
-      </w:r>
-      <w:proofErr w:type="spellStart"/>
-      <w:proofErr w:type="gramStart"/>
-      <w:r>
-        <w:t>runs.This</w:t>
-      </w:r>
-      <w:proofErr w:type="spellEnd"/>
-      <w:proofErr w:type="gramEnd"/>
-      <w:r>
-        <w:t xml:space="preserve"> is the highest-scoring phase by a clear margin 31% higher than the Powerplay and 25% higher than the Middle overs as batters play aggressively to </w:t>
-      </w:r>
-      <w:proofErr w:type="spellStart"/>
-      <w:r>
-        <w:t>maximise</w:t>
-      </w:r>
-      <w:proofErr w:type="spellEnd"/>
-      <w:r>
-        <w:t xml:space="preserve"> the final score regardless of risk.</w:t>
-      </w:r>
-    </w:p>
-    <w:p>
-      <w:pPr>
-        <w:spacing w:after="120"/>
-        <w:ind w:left="360"/>
-      </w:pPr>
-      <w:r>
-        <w:t xml:space="preserve">Despite covering the fewest </w:t>
-      </w:r>
-      <w:proofErr w:type="gramStart"/>
-      <w:r>
-        <w:t>deliveries(</w:t>
-      </w:r>
-      <w:proofErr w:type="gramEnd"/>
-      <w:r>
-        <w:t xml:space="preserve">46,566 compared to 118,939 in the Middle overs) the Death phase still contributes 75,412 total runs purely due to its exceptional scoring </w:t>
-      </w:r>
-      <w:proofErr w:type="spellStart"/>
-      <w:proofErr w:type="gramStart"/>
-      <w:r>
-        <w:t>rate.This</w:t>
-      </w:r>
-      <w:proofErr w:type="spellEnd"/>
-      <w:proofErr w:type="gramEnd"/>
-      <w:r>
-        <w:t xml:space="preserve"> confirms that bowling teams face their greatest pressure in the final five overs of any IPL innings.</w:t>
-      </w:r>
-    </w:p>
-    <w:p>
-      <w:pPr>
-        <w:spacing w:after="120"/>
-      </w:pPr>
+        <w:t>.</w:t>
+      </w:r>
+    </w:p>
+    <w:p>
+      <w:pPr>
+        <w:spacing w:after="160"/>
+      </w:pPr>
+      <w:r>
+        <w:rPr>
+          <w:noProof/>
+        </w:rPr>
+        <w:lastRenderedPageBreak/>
+        <w:drawing>
+          <wp:inline distT="0" distB="0" distL="0" distR="0" wp14:anchorId="63895356" wp14:editId="0F86726A">
+            <wp:extent cx="5177642" cy="3007360"/>
+            <wp:effectExtent l="0" t="0" r="4445" b="2540"/>
+            <wp:docPr id="1533226614" name="Picture 3"/>
+            <wp:cNvGraphicFramePr>
+              <a:graphicFrameLocks xmlns:a="http://schemas.openxmlformats.org/drawingml/2006/main" noChangeAspect="1"/>
+            </wp:cNvGraphicFramePr>
+            <a:graphic xmlns:a="http://schemas.openxmlformats.org/drawingml/2006/main">
+              <a:graphicData uri="http://schemas.openxmlformats.org/drawingml/2006/picture">
+                <pic:pic xmlns:pic="http://schemas.openxmlformats.org/drawingml/2006/picture">
+                  <pic:nvPicPr>
+                    <pic:cNvPr id="0" name="Picture 8"/>
+                    <pic:cNvPicPr>
+                      <a:picLocks noChangeAspect="1" noChangeArrowheads="1"/>
+                    </pic:cNvPicPr>
+                  </pic:nvPicPr>
+                  <pic:blipFill>
+                    <a:blip r:embed="rId8">
+                      <a:extLst>
+                        <a:ext uri="{28A0092B-C50C-407E-A947-70E740481C1C}">
+                          <a14:useLocalDpi xmlns:a14="http://schemas.microsoft.com/office/drawing/2010/main" val="0"/>
+                        </a:ext>
+                      </a:extLst>
+                    </a:blip>
+                    <a:srcRect/>
+                    <a:stretch>
+                      <a:fillRect/>
+                    </a:stretch>
+                  </pic:blipFill>
+                  <pic:spPr bwMode="auto">
+                    <a:xfrm>
+                      <a:off x="0" y="0"/>
+                      <a:ext cx="5182435" cy="3010144"/>
+                    </a:xfrm>
+                    <a:prstGeom prst="rect">
+                      <a:avLst/>
+                    </a:prstGeom>
+                    <a:noFill/>
+                    <a:ln>
+                      <a:noFill/>
+                    </a:ln>
+                  </pic:spPr>
+                </pic:pic>
+              </a:graphicData>
+            </a:graphic>
+          </wp:inline>
+        </w:drawing>
+      </w:r>
     </w:p>
     <w:p>
       <w:pPr>
@@ -4860,12 +4650,6 @@
         <w:gridCol w:w="8729"/>
       </w:tblGrid>
       <w:tr>
-        <w:tblPrEx>
-          <w:tblCellMar>
-            <w:top w:w="0" w:type="dxa"/>
-            <w:bottom w:w="0" w:type="dxa"/>
-          </w:tblCellMar>
-        </w:tblPrEx>
         <w:trPr>
           <w:trHeight w:val="5288"/>
         </w:trPr>
@@ -4921,7 +4705,7 @@
                           </pic:cNvPicPr>
                         </pic:nvPicPr>
                         <pic:blipFill>
-                          <a:blip r:embed="rId7">
+                          <a:blip r:embed="rId9">
                             <a:extLst>
                               <a:ext uri="{28A0092B-C50C-407E-A947-70E740481C1C}">
                                 <a14:useLocalDpi xmlns:a14="http://schemas.microsoft.com/office/drawing/2010/main" val="0"/>
@@ -4980,12 +4764,6 @@
         <w:gridCol w:w="7199"/>
       </w:tblGrid>
       <w:tr>
-        <w:tblPrEx>
-          <w:tblCellMar>
-            <w:top w:w="0" w:type="dxa"/>
-            <w:bottom w:w="0" w:type="dxa"/>
-          </w:tblCellMar>
-        </w:tblPrEx>
         <w:trPr>
           <w:trHeight w:val="6098"/>
         </w:trPr>
@@ -5032,7 +4810,7 @@
                           </pic:cNvPicPr>
                         </pic:nvPicPr>
                         <pic:blipFill>
-                          <a:blip r:embed="rId8">
+                          <a:blip r:embed="rId10">
                             <a:extLst>
                               <a:ext uri="{28A0092B-C50C-407E-A947-70E740481C1C}">
                                 <a14:useLocalDpi xmlns:a14="http://schemas.microsoft.com/office/drawing/2010/main" val="0"/>
@@ -5147,12 +4925,6 @@
         <w:gridCol w:w="6240"/>
       </w:tblGrid>
       <w:tr>
-        <w:tblPrEx>
-          <w:tblCellMar>
-            <w:top w:w="0" w:type="dxa"/>
-            <w:bottom w:w="0" w:type="dxa"/>
-          </w:tblCellMar>
-        </w:tblPrEx>
         <w:tc>
           <w:tcPr>
             <w:tcW w:w="3120" w:type="dxa"/>
@@ -5223,12 +4995,6 @@
         </w:tc>
       </w:tr>
       <w:tr>
-        <w:tblPrEx>
-          <w:tblCellMar>
-            <w:top w:w="0" w:type="dxa"/>
-            <w:bottom w:w="0" w:type="dxa"/>
-          </w:tblCellMar>
-        </w:tblPrEx>
         <w:tc>
           <w:tcPr>
             <w:tcW w:w="3120" w:type="dxa"/>
@@ -5364,12 +5130,6 @@
         </w:tc>
       </w:tr>
       <w:tr>
-        <w:tblPrEx>
-          <w:tblCellMar>
-            <w:top w:w="0" w:type="dxa"/>
-            <w:bottom w:w="0" w:type="dxa"/>
-          </w:tblCellMar>
-        </w:tblPrEx>
         <w:tc>
           <w:tcPr>
             <w:tcW w:w="3120" w:type="dxa"/>
@@ -5437,12 +5197,6 @@
         </w:tc>
       </w:tr>
       <w:tr>
-        <w:tblPrEx>
-          <w:tblCellMar>
-            <w:top w:w="0" w:type="dxa"/>
-            <w:bottom w:w="0" w:type="dxa"/>
-          </w:tblCellMar>
-        </w:tblPrEx>
         <w:tc>
           <w:tcPr>
             <w:tcW w:w="3120" w:type="dxa"/>
@@ -5558,12 +5312,6 @@
         </w:tc>
       </w:tr>
       <w:tr>
-        <w:tblPrEx>
-          <w:tblCellMar>
-            <w:top w:w="0" w:type="dxa"/>
-            <w:bottom w:w="0" w:type="dxa"/>
-          </w:tblCellMar>
-        </w:tblPrEx>
         <w:tc>
           <w:tcPr>
             <w:tcW w:w="3120" w:type="dxa"/>
@@ -6183,7 +5931,7 @@
       <w:r>
         <w:t xml:space="preserve">- </w:t>
       </w:r>
-      <w:hyperlink r:id="rId9" w:history="1">
+      <w:hyperlink r:id="rId11" w:history="1">
         <w:r>
           <w:rPr>
             <w:rStyle w:val="Hyperlink"/>
